--- a/Resume/Mikhail Jacques - Resume.docx
+++ b/Resume/Mikhail Jacques - Resume.docx
@@ -742,7 +742,25 @@
           <w:sz w:val="26"/>
           <w:szCs w:val="26"/>
         </w:rPr>
-        <w:t>Developed LeanFT, an automated software testing tool, using C# and Java.</w:t>
+        <w:t xml:space="preserve">Developed </w:t>
+      </w:r>
+      <w:proofErr w:type="spellStart"/>
+      <w:r>
+        <w:rPr>
+          <w:rFonts w:asciiTheme="minorHAnsi" w:hAnsiTheme="minorHAnsi" w:cstheme="minorHAnsi"/>
+          <w:sz w:val="26"/>
+          <w:szCs w:val="26"/>
+        </w:rPr>
+        <w:t>LeanFT</w:t>
+      </w:r>
+      <w:proofErr w:type="spellEnd"/>
+      <w:r>
+        <w:rPr>
+          <w:rFonts w:asciiTheme="minorHAnsi" w:hAnsiTheme="minorHAnsi" w:cstheme="minorHAnsi"/>
+          <w:sz w:val="26"/>
+          <w:szCs w:val="26"/>
+        </w:rPr>
+        <w:t>, an automated software testing tool, using C# and Java.</w:t>
       </w:r>
     </w:p>
     <w:p>
@@ -930,6 +948,7 @@
         <w:t xml:space="preserve">Software Engineer @ </w:t>
       </w:r>
       <w:hyperlink w:history="1">
+        <w:proofErr w:type="spellStart"/>
         <w:r>
           <w:rPr>
             <w:rStyle w:val="Hyperlink"/>
@@ -943,6 +962,7 @@
           </w:rPr>
           <w:t>TrioSoft</w:t>
         </w:r>
+        <w:proofErr w:type="spellEnd"/>
       </w:hyperlink>
       <w:r>
         <w:rPr>
@@ -1877,8 +1897,8 @@
         <w:ind w:left="720"/>
         <w:rPr>
           <w:rFonts w:asciiTheme="minorHAnsi" w:hAnsiTheme="minorHAnsi" w:cstheme="minorHAnsi"/>
-          <w:sz w:val="26"/>
-          <w:szCs w:val="26"/>
+          <w:sz w:val="16"/>
+          <w:szCs w:val="16"/>
         </w:rPr>
       </w:pPr>
     </w:p>
@@ -2007,6 +2027,7 @@
         </w:rPr>
         <w:t>/</w:t>
       </w:r>
+      <w:proofErr w:type="spellStart"/>
       <w:r>
         <w:rPr>
           <w:rFonts w:asciiTheme="minorHAnsi" w:hAnsiTheme="minorHAnsi" w:cstheme="minorHAnsi"/>
@@ -2015,6 +2036,7 @@
         </w:rPr>
         <w:t>NotebookLM</w:t>
       </w:r>
+      <w:proofErr w:type="spellEnd"/>
       <w:r>
         <w:rPr>
           <w:rFonts w:asciiTheme="minorHAnsi" w:hAnsiTheme="minorHAnsi" w:cstheme="minorHAnsi"/>
@@ -2103,7 +2125,25 @@
           <w:sz w:val="26"/>
           <w:szCs w:val="26"/>
         </w:rPr>
-        <w:t>Design Patterns: GoF design patterns in C++ and C#</w:t>
+        <w:t xml:space="preserve">Design Patterns: </w:t>
+      </w:r>
+      <w:proofErr w:type="spellStart"/>
+      <w:r>
+        <w:rPr>
+          <w:rFonts w:asciiTheme="minorHAnsi" w:hAnsiTheme="minorHAnsi" w:cstheme="minorHAnsi"/>
+          <w:sz w:val="26"/>
+          <w:szCs w:val="26"/>
+        </w:rPr>
+        <w:t>GoF</w:t>
+      </w:r>
+      <w:proofErr w:type="spellEnd"/>
+      <w:r>
+        <w:rPr>
+          <w:rFonts w:asciiTheme="minorHAnsi" w:hAnsiTheme="minorHAnsi" w:cstheme="minorHAnsi"/>
+          <w:sz w:val="26"/>
+          <w:szCs w:val="26"/>
+        </w:rPr>
+        <w:t xml:space="preserve"> design patterns in C++ and C#</w:t>
       </w:r>
     </w:p>
     <w:p>
@@ -2125,8 +2165,18 @@
           <w:sz w:val="26"/>
           <w:szCs w:val="26"/>
         </w:rPr>
-        <w:t>Networking: Boost.Asio</w:t>
-      </w:r>
+        <w:t xml:space="preserve">Networking: </w:t>
+      </w:r>
+      <w:proofErr w:type="spellStart"/>
+      <w:r>
+        <w:rPr>
+          <w:rFonts w:asciiTheme="minorHAnsi" w:hAnsiTheme="minorHAnsi" w:cstheme="minorHAnsi"/>
+          <w:sz w:val="26"/>
+          <w:szCs w:val="26"/>
+        </w:rPr>
+        <w:t>Boost.Asio</w:t>
+      </w:r>
+      <w:proofErr w:type="spellEnd"/>
       <w:r>
         <w:rPr>
           <w:rFonts w:asciiTheme="minorHAnsi" w:hAnsiTheme="minorHAnsi" w:cstheme="minorHAnsi"/>
@@ -2355,13 +2405,23 @@
         </w:rPr>
         <w:t xml:space="preserve">Auxiliary tools: </w:t>
       </w:r>
-      <w:r>
-        <w:rPr>
-          <w:rFonts w:asciiTheme="minorHAnsi" w:hAnsiTheme="minorHAnsi" w:cstheme="minorHAnsi"/>
-          <w:sz w:val="26"/>
-          <w:szCs w:val="26"/>
-        </w:rPr>
-        <w:t xml:space="preserve">CMake, </w:t>
+      <w:proofErr w:type="spellStart"/>
+      <w:r>
+        <w:rPr>
+          <w:rFonts w:asciiTheme="minorHAnsi" w:hAnsiTheme="minorHAnsi" w:cstheme="minorHAnsi"/>
+          <w:sz w:val="26"/>
+          <w:szCs w:val="26"/>
+        </w:rPr>
+        <w:t>CMake</w:t>
+      </w:r>
+      <w:proofErr w:type="spellEnd"/>
+      <w:r>
+        <w:rPr>
+          <w:rFonts w:asciiTheme="minorHAnsi" w:hAnsiTheme="minorHAnsi" w:cstheme="minorHAnsi"/>
+          <w:sz w:val="26"/>
+          <w:szCs w:val="26"/>
+        </w:rPr>
+        <w:t xml:space="preserve">, </w:t>
       </w:r>
       <w:r>
         <w:rPr>
@@ -2404,6 +2464,19 @@
         </w:rPr>
         <w:t>FORMAL EDUCATION</w:t>
       </w:r>
+    </w:p>
+    <w:p>
+      <w:pPr>
+        <w:pStyle w:val="NoSpacing"/>
+        <w:ind w:left="1440" w:hanging="1440"/>
+        <w:rPr>
+          <w:rFonts w:asciiTheme="minorHAnsi" w:hAnsiTheme="minorHAnsi" w:cstheme="minorHAnsi"/>
+          <w:b/>
+          <w:bCs/>
+          <w:sz w:val="16"/>
+          <w:szCs w:val="16"/>
+        </w:rPr>
+      </w:pPr>
     </w:p>
     <w:p>
       <w:pPr>
@@ -2825,7 +2898,43 @@
           <w:sz w:val="26"/>
           <w:szCs w:val="26"/>
         </w:rPr>
-        <w:t>Diploma of Technician, Marine Electricity and Control @ Mevoot Yam Marine Technological College, Mikhmoret, Israel</w:t>
+        <w:t xml:space="preserve">Diploma of Technician, Marine Electricity and Control @ </w:t>
+      </w:r>
+      <w:proofErr w:type="spellStart"/>
+      <w:r>
+        <w:rPr>
+          <w:rFonts w:asciiTheme="minorHAnsi" w:hAnsiTheme="minorHAnsi" w:cstheme="minorHAnsi"/>
+          <w:sz w:val="26"/>
+          <w:szCs w:val="26"/>
+        </w:rPr>
+        <w:t>Mevoot</w:t>
+      </w:r>
+      <w:proofErr w:type="spellEnd"/>
+      <w:r>
+        <w:rPr>
+          <w:rFonts w:asciiTheme="minorHAnsi" w:hAnsiTheme="minorHAnsi" w:cstheme="minorHAnsi"/>
+          <w:sz w:val="26"/>
+          <w:szCs w:val="26"/>
+        </w:rPr>
+        <w:t xml:space="preserve"> Yam Marine Technological College, </w:t>
+      </w:r>
+      <w:proofErr w:type="spellStart"/>
+      <w:r>
+        <w:rPr>
+          <w:rFonts w:asciiTheme="minorHAnsi" w:hAnsiTheme="minorHAnsi" w:cstheme="minorHAnsi"/>
+          <w:sz w:val="26"/>
+          <w:szCs w:val="26"/>
+        </w:rPr>
+        <w:t>Mikhmoret</w:t>
+      </w:r>
+      <w:proofErr w:type="spellEnd"/>
+      <w:r>
+        <w:rPr>
+          <w:rFonts w:asciiTheme="minorHAnsi" w:hAnsiTheme="minorHAnsi" w:cstheme="minorHAnsi"/>
+          <w:sz w:val="26"/>
+          <w:szCs w:val="26"/>
+        </w:rPr>
+        <w:t>, Israel</w:t>
       </w:r>
     </w:p>
     <w:p>
@@ -2934,6 +3043,17 @@
         </w:rPr>
         <w:t>AWARDS</w:t>
       </w:r>
+    </w:p>
+    <w:p>
+      <w:pPr>
+        <w:pStyle w:val="NoSpacing"/>
+        <w:ind w:left="720"/>
+        <w:rPr>
+          <w:rFonts w:asciiTheme="minorHAnsi" w:hAnsiTheme="minorHAnsi" w:cstheme="minorHAnsi"/>
+          <w:sz w:val="16"/>
+          <w:szCs w:val="16"/>
+        </w:rPr>
+      </w:pPr>
     </w:p>
     <w:p>
       <w:pPr>
@@ -2996,8 +3116,8 @@
         <w:ind w:left="720"/>
         <w:rPr>
           <w:rFonts w:asciiTheme="minorHAnsi" w:eastAsia="Times New Roman" w:hAnsiTheme="minorHAnsi" w:cs="Times New Roman"/>
-          <w:sz w:val="26"/>
-          <w:szCs w:val="26"/>
+          <w:sz w:val="16"/>
+          <w:szCs w:val="16"/>
           <w:lang w:bidi="he-IL"/>
         </w:rPr>
       </w:pPr>
@@ -3069,8 +3189,8 @@
         <w:ind w:left="720"/>
         <w:rPr>
           <w:rFonts w:asciiTheme="minorHAnsi" w:eastAsia="Times New Roman" w:hAnsiTheme="minorHAnsi" w:cs="Times New Roman"/>
-          <w:sz w:val="26"/>
-          <w:szCs w:val="26"/>
+          <w:sz w:val="16"/>
+          <w:szCs w:val="16"/>
           <w:lang w:bidi="he-IL"/>
         </w:rPr>
       </w:pPr>
@@ -3140,8 +3260,8 @@
         <w:rPr>
           <w:b/>
           <w:bCs/>
-          <w:sz w:val="26"/>
-          <w:szCs w:val="26"/>
+          <w:sz w:val="16"/>
+          <w:szCs w:val="16"/>
         </w:rPr>
       </w:pPr>
     </w:p>
@@ -3204,7 +3324,23 @@
           <w:sz w:val="26"/>
           <w:szCs w:val="26"/>
         </w:rPr>
-        <w:t>Israeli Navy (Shayetet 13)</w:t>
+        <w:t>Israeli Navy (</w:t>
+      </w:r>
+      <w:proofErr w:type="spellStart"/>
+      <w:r>
+        <w:rPr>
+          <w:sz w:val="26"/>
+          <w:szCs w:val="26"/>
+        </w:rPr>
+        <w:t>Shayetet</w:t>
+      </w:r>
+      <w:proofErr w:type="spellEnd"/>
+      <w:r>
+        <w:rPr>
+          <w:sz w:val="26"/>
+          <w:szCs w:val="26"/>
+        </w:rPr>
+        <w:t xml:space="preserve"> 13)</w:t>
       </w:r>
     </w:p>
     <w:p>
